--- a/manuals/relevance_and_flag.docx
+++ b/manuals/relevance_and_flag.docx
@@ -230,7 +230,15 @@
     </w:p>
     <w:p>
       <w:r>
-        <w:t>- Active suicidal thoughts expressed as intrusive/unwanted ("I keep thinking about ending it but I don't want to")</w:t>
+        <w:t xml:space="preserve">- Active suicidal thoughts expressed as intrusive/unwanted ("I keep thinking about ending </w:t>
+      </w:r>
+      <w:proofErr w:type="gramStart"/>
+      <w:r>
+        <w:t>it</w:t>
+      </w:r>
+      <w:proofErr w:type="gramEnd"/>
+      <w:r>
+        <w:t xml:space="preserve"> but I don't want to")</w:t>
       </w:r>
     </w:p>
     <w:p>
@@ -331,6 +339,84 @@
       </w:r>
     </w:p>
     <w:p>
+      <w:r>
+        <w:rPr>
+          <w:rStyle w:val="a7"/>
+        </w:rPr>
+        <w:t xml:space="preserve">Supplementary exclusion criteria </w:t>
+      </w:r>
+      <w:r>
+        <w:t>(applied at the close-reading stage, in addition to the automatic Level 3 exclusion)</w:t>
+      </w:r>
+      <w:r>
+        <w:rPr>
+          <w:rFonts w:hint="eastAsia"/>
+        </w:rPr>
+        <w:t>:</w:t>
+      </w:r>
+    </w:p>
+    <w:p>
+      <w:pPr>
+        <w:rPr>
+          <w:rFonts w:hint="eastAsia"/>
+        </w:rPr>
+      </w:pPr>
+      <w:r>
+        <w:t>T</w:t>
+      </w:r>
+      <w:r>
+        <w:rPr>
+          <w:rFonts w:hint="eastAsia"/>
+        </w:rPr>
+        <w:t xml:space="preserve">he original exclusion criteria did not consider the specific conception of </w:t>
+      </w:r>
+      <w:r>
+        <w:t>“</w:t>
+      </w:r>
+      <w:r>
+        <w:rPr>
+          <w:rFonts w:hint="eastAsia"/>
+        </w:rPr>
+        <w:t>active behavioral intent</w:t>
+      </w:r>
+      <w:r>
+        <w:t>”</w:t>
+      </w:r>
+      <w:r>
+        <w:rPr>
+          <w:rFonts w:hint="eastAsia"/>
+        </w:rPr>
+        <w:t xml:space="preserve">. </w:t>
+      </w:r>
+      <w:r>
+        <w:t>O</w:t>
+      </w:r>
+      <w:r>
+        <w:rPr>
+          <w:rFonts w:hint="eastAsia"/>
+        </w:rPr>
+        <w:t>ne post in close reading stage revealed that there is a pre stage before making up a suicidal plan</w:t>
+      </w:r>
+      <w:r>
+        <w:t>—</w:t>
+      </w:r>
+      <w:r>
+        <w:rPr>
+          <w:rFonts w:hint="eastAsia"/>
+        </w:rPr>
+        <w:t xml:space="preserve">that people may also be </w:t>
+      </w:r>
+      <w:r>
+        <w:t xml:space="preserve">ON THE WAY </w:t>
+      </w:r>
+      <w:r>
+        <w:rPr>
+          <w:rFonts w:hint="eastAsia"/>
+        </w:rPr>
+        <w:t>of finding out a favorable suicidal plan.</w:t>
+      </w:r>
+    </w:p>
+    <w:p>
       <w:pPr>
         <w:pStyle w:val="1"/>
       </w:pPr>
@@ -394,6 +480,7 @@
     </w:p>
     <w:p>
       <w:r>
+        <w:lastRenderedPageBreak/>
         <w:t>2. HALLUCINATIONS</w:t>
       </w:r>
     </w:p>
@@ -428,7 +515,6 @@
         <w:rPr>
           <w:rStyle w:val="a7"/>
         </w:rPr>
-        <w:lastRenderedPageBreak/>
         <w:t>DO NOT flag as psychosis</w:t>
       </w:r>
       <w:r>
@@ -471,7 +557,15 @@
     </w:p>
     <w:p>
       <w:r>
-        <w:t xml:space="preserve">- Anthropomorphization ("it felt like talking to a real person") </w:t>
+        <w:t xml:space="preserve">- </w:t>
+      </w:r>
+      <w:proofErr w:type="spellStart"/>
+      <w:r>
+        <w:t>Anthropomorphization</w:t>
+      </w:r>
+      <w:proofErr w:type="spellEnd"/>
+      <w:r>
+        <w:t xml:space="preserve"> ("it felt like talking to a real person") </w:t>
       </w:r>
     </w:p>
     <w:p>
@@ -492,7 +586,15 @@
         <w:t xml:space="preserve">These are </w:t>
       </w:r>
       <w:r>
-        <w:t xml:space="preserve">NOT psychosis, </w:t>
+        <w:t xml:space="preserve">NOT </w:t>
+      </w:r>
+      <w:proofErr w:type="gramStart"/>
+      <w:r>
+        <w:t>psychosis,</w:t>
+      </w:r>
+      <w:proofErr w:type="gramEnd"/>
+      <w:r>
+        <w:t xml:space="preserve"> </w:t>
       </w:r>
       <w:r>
         <w:rPr>
@@ -568,6 +670,243 @@
     </w:p>
   </w:footnote>
 </w:footnotes>
+</file>
+
+<file path=word/numbering.xml><?xml version="1.0" encoding="utf-8"?>
+<w:numbering xmlns:wpc="http://schemas.microsoft.com/office/word/2010/wordprocessingCanvas" xmlns:cx="http://schemas.microsoft.com/office/drawing/2014/chartex" xmlns:cx1="http://schemas.microsoft.com/office/drawing/2015/9/8/chartex" xmlns:cx2="http://schemas.microsoft.com/office/drawing/2015/10/21/chartex" xmlns:cx3="http://schemas.microsoft.com/office/drawing/2016/5/9/chartex" xmlns:cx4="http://schemas.microsoft.com/office/drawing/2016/5/10/chartex" xmlns:cx5="http://schemas.microsoft.com/office/drawing/2016/5/11/chartex" xmlns:cx6="http://schemas.microsoft.com/office/drawing/2016/5/12/chartex" xmlns:cx7="http://schemas.microsoft.com/office/drawing/2016/5/13/chartex" xmlns:cx8="http://schemas.microsoft.com/office/drawing/2016/5/14/chartex" xmlns:mc="http://schemas.openxmlformats.org/markup-compatibility/2006" xmlns:aink="http://schemas.microsoft.com/office/drawing/2016/ink" xmlns:am3d="http://schemas.microsoft.com/office/drawing/2017/model3d" xmlns:o="urn:schemas-microsoft-com:office:office" xmlns:oel="http://schemas.microsoft.com/office/2019/extlst" xmlns:r="http://schemas.openxmlformats.org/officeDocument/2006/relationships" xmlns:m="http://schemas.openxmlformats.org/officeDocument/2006/math" xmlns:v="urn:schemas-microsoft-com:vml" xmlns:wp14="http://schemas.microsoft.com/office/word/2010/wordprocessingDrawing" xmlns:wp="http://schemas.openxmlformats.org/drawingml/2006/wordprocessingDrawing" xmlns:w10="urn:schemas-microsoft-com:office:word" xmlns:w="http://schemas.openxmlformats.org/wordprocessingml/2006/main" xmlns:w14="http://schemas.microsoft.com/office/word/2010/wordml" xmlns:w15="http://schemas.microsoft.com/office/word/2012/wordml" xmlns:w16cex="http://schemas.microsoft.com/office/word/2018/wordml/cex" xmlns:w16cid="http://schemas.microsoft.com/office/word/2016/wordml/cid" xmlns:w16="http://schemas.microsoft.com/office/word/2018/wordml" xmlns:w16du="http://schemas.microsoft.com/office/word/2023/wordml/word16du" xmlns:w16sdtdh="http://schemas.microsoft.com/office/word/2020/wordml/sdtdatahash" xmlns:w16sdtfl="http://schemas.microsoft.com/office/word/2024/wordml/sdtformatlock" xmlns:w16se="http://schemas.microsoft.com/office/word/2015/wordml/symex" xmlns:wpg="http://schemas.microsoft.com/office/word/2010/wordprocessingGroup" xmlns:wpi="http://schemas.microsoft.com/office/word/2010/wordprocessingInk" xmlns:wne="http://schemas.microsoft.com/office/word/2006/wordml" xmlns:wps="http://schemas.microsoft.com/office/word/2010/wordprocessingShape" mc:Ignorable="w14 w15 w16se w16cid w16 w16cex w16sdtdh w16sdtfl w16du wp14">
+  <w:abstractNum w:abstractNumId="0" w15:restartNumberingAfterBreak="0">
+    <w:nsid w:val="39053BE0"/>
+    <w:multiLevelType w:val="multilevel"/>
+    <w:tmpl w:val="664C063E"/>
+    <w:lvl w:ilvl="0">
+      <w:start w:val="1"/>
+      <w:numFmt w:val="decimal"/>
+      <w:lvlText w:val="%1."/>
+      <w:lvlJc w:val="left"/>
+      <w:pPr>
+        <w:tabs>
+          <w:tab w:val="num" w:pos="720"/>
+        </w:tabs>
+        <w:ind w:left="720" w:hanging="360"/>
+      </w:pPr>
+    </w:lvl>
+    <w:lvl w:ilvl="1" w:tentative="1">
+      <w:start w:val="1"/>
+      <w:numFmt w:val="decimal"/>
+      <w:lvlText w:val="%2."/>
+      <w:lvlJc w:val="left"/>
+      <w:pPr>
+        <w:tabs>
+          <w:tab w:val="num" w:pos="1440"/>
+        </w:tabs>
+        <w:ind w:left="1440" w:hanging="360"/>
+      </w:pPr>
+    </w:lvl>
+    <w:lvl w:ilvl="2" w:tentative="1">
+      <w:start w:val="1"/>
+      <w:numFmt w:val="decimal"/>
+      <w:lvlText w:val="%3."/>
+      <w:lvlJc w:val="left"/>
+      <w:pPr>
+        <w:tabs>
+          <w:tab w:val="num" w:pos="2160"/>
+        </w:tabs>
+        <w:ind w:left="2160" w:hanging="360"/>
+      </w:pPr>
+    </w:lvl>
+    <w:lvl w:ilvl="3" w:tentative="1">
+      <w:start w:val="1"/>
+      <w:numFmt w:val="decimal"/>
+      <w:lvlText w:val="%4."/>
+      <w:lvlJc w:val="left"/>
+      <w:pPr>
+        <w:tabs>
+          <w:tab w:val="num" w:pos="2880"/>
+        </w:tabs>
+        <w:ind w:left="2880" w:hanging="360"/>
+      </w:pPr>
+    </w:lvl>
+    <w:lvl w:ilvl="4" w:tentative="1">
+      <w:start w:val="1"/>
+      <w:numFmt w:val="decimal"/>
+      <w:lvlText w:val="%5."/>
+      <w:lvlJc w:val="left"/>
+      <w:pPr>
+        <w:tabs>
+          <w:tab w:val="num" w:pos="3600"/>
+        </w:tabs>
+        <w:ind w:left="3600" w:hanging="360"/>
+      </w:pPr>
+    </w:lvl>
+    <w:lvl w:ilvl="5" w:tentative="1">
+      <w:start w:val="1"/>
+      <w:numFmt w:val="decimal"/>
+      <w:lvlText w:val="%6."/>
+      <w:lvlJc w:val="left"/>
+      <w:pPr>
+        <w:tabs>
+          <w:tab w:val="num" w:pos="4320"/>
+        </w:tabs>
+        <w:ind w:left="4320" w:hanging="360"/>
+      </w:pPr>
+    </w:lvl>
+    <w:lvl w:ilvl="6" w:tentative="1">
+      <w:start w:val="1"/>
+      <w:numFmt w:val="decimal"/>
+      <w:lvlText w:val="%7."/>
+      <w:lvlJc w:val="left"/>
+      <w:pPr>
+        <w:tabs>
+          <w:tab w:val="num" w:pos="5040"/>
+        </w:tabs>
+        <w:ind w:left="5040" w:hanging="360"/>
+      </w:pPr>
+    </w:lvl>
+    <w:lvl w:ilvl="7" w:tentative="1">
+      <w:start w:val="1"/>
+      <w:numFmt w:val="decimal"/>
+      <w:lvlText w:val="%8."/>
+      <w:lvlJc w:val="left"/>
+      <w:pPr>
+        <w:tabs>
+          <w:tab w:val="num" w:pos="5760"/>
+        </w:tabs>
+        <w:ind w:left="5760" w:hanging="360"/>
+      </w:pPr>
+    </w:lvl>
+    <w:lvl w:ilvl="8" w:tentative="1">
+      <w:start w:val="1"/>
+      <w:numFmt w:val="decimal"/>
+      <w:lvlText w:val="%9."/>
+      <w:lvlJc w:val="left"/>
+      <w:pPr>
+        <w:tabs>
+          <w:tab w:val="num" w:pos="6480"/>
+        </w:tabs>
+        <w:ind w:left="6480" w:hanging="360"/>
+      </w:pPr>
+    </w:lvl>
+  </w:abstractNum>
+  <w:abstractNum w:abstractNumId="1" w15:restartNumberingAfterBreak="0">
+    <w:nsid w:val="538C7BBD"/>
+    <w:multiLevelType w:val="hybridMultilevel"/>
+    <w:tmpl w:val="A1FCF18A"/>
+    <w:lvl w:ilvl="0" w:tplc="04090001">
+      <w:start w:val="1"/>
+      <w:numFmt w:val="bullet"/>
+      <w:lvlText w:val=""/>
+      <w:lvlJc w:val="left"/>
+      <w:pPr>
+        <w:ind w:left="720" w:hanging="360"/>
+      </w:pPr>
+      <w:rPr>
+        <w:rFonts w:ascii="Symbol" w:hAnsi="Symbol" w:hint="default"/>
+      </w:rPr>
+    </w:lvl>
+    <w:lvl w:ilvl="1" w:tplc="04090003" w:tentative="1">
+      <w:start w:val="1"/>
+      <w:numFmt w:val="bullet"/>
+      <w:lvlText w:val="o"/>
+      <w:lvlJc w:val="left"/>
+      <w:pPr>
+        <w:ind w:left="1440" w:hanging="360"/>
+      </w:pPr>
+      <w:rPr>
+        <w:rFonts w:ascii="Courier New" w:hAnsi="Courier New" w:cs="Courier New" w:hint="default"/>
+      </w:rPr>
+    </w:lvl>
+    <w:lvl w:ilvl="2" w:tplc="04090005" w:tentative="1">
+      <w:start w:val="1"/>
+      <w:numFmt w:val="bullet"/>
+      <w:lvlText w:val=""/>
+      <w:lvlJc w:val="left"/>
+      <w:pPr>
+        <w:ind w:left="2160" w:hanging="360"/>
+      </w:pPr>
+      <w:rPr>
+        <w:rFonts w:ascii="Wingdings" w:hAnsi="Wingdings" w:hint="default"/>
+      </w:rPr>
+    </w:lvl>
+    <w:lvl w:ilvl="3" w:tplc="04090001" w:tentative="1">
+      <w:start w:val="1"/>
+      <w:numFmt w:val="bullet"/>
+      <w:lvlText w:val=""/>
+      <w:lvlJc w:val="left"/>
+      <w:pPr>
+        <w:ind w:left="2880" w:hanging="360"/>
+      </w:pPr>
+      <w:rPr>
+        <w:rFonts w:ascii="Symbol" w:hAnsi="Symbol" w:hint="default"/>
+      </w:rPr>
+    </w:lvl>
+    <w:lvl w:ilvl="4" w:tplc="04090003" w:tentative="1">
+      <w:start w:val="1"/>
+      <w:numFmt w:val="bullet"/>
+      <w:lvlText w:val="o"/>
+      <w:lvlJc w:val="left"/>
+      <w:pPr>
+        <w:ind w:left="3600" w:hanging="360"/>
+      </w:pPr>
+      <w:rPr>
+        <w:rFonts w:ascii="Courier New" w:hAnsi="Courier New" w:cs="Courier New" w:hint="default"/>
+      </w:rPr>
+    </w:lvl>
+    <w:lvl w:ilvl="5" w:tplc="04090005" w:tentative="1">
+      <w:start w:val="1"/>
+      <w:numFmt w:val="bullet"/>
+      <w:lvlText w:val=""/>
+      <w:lvlJc w:val="left"/>
+      <w:pPr>
+        <w:ind w:left="4320" w:hanging="360"/>
+      </w:pPr>
+      <w:rPr>
+        <w:rFonts w:ascii="Wingdings" w:hAnsi="Wingdings" w:hint="default"/>
+      </w:rPr>
+    </w:lvl>
+    <w:lvl w:ilvl="6" w:tplc="04090001" w:tentative="1">
+      <w:start w:val="1"/>
+      <w:numFmt w:val="bullet"/>
+      <w:lvlText w:val=""/>
+      <w:lvlJc w:val="left"/>
+      <w:pPr>
+        <w:ind w:left="5040" w:hanging="360"/>
+      </w:pPr>
+      <w:rPr>
+        <w:rFonts w:ascii="Symbol" w:hAnsi="Symbol" w:hint="default"/>
+      </w:rPr>
+    </w:lvl>
+    <w:lvl w:ilvl="7" w:tplc="04090003" w:tentative="1">
+      <w:start w:val="1"/>
+      <w:numFmt w:val="bullet"/>
+      <w:lvlText w:val="o"/>
+      <w:lvlJc w:val="left"/>
+      <w:pPr>
+        <w:ind w:left="5760" w:hanging="360"/>
+      </w:pPr>
+      <w:rPr>
+        <w:rFonts w:ascii="Courier New" w:hAnsi="Courier New" w:cs="Courier New" w:hint="default"/>
+      </w:rPr>
+    </w:lvl>
+    <w:lvl w:ilvl="8" w:tplc="04090005" w:tentative="1">
+      <w:start w:val="1"/>
+      <w:numFmt w:val="bullet"/>
+      <w:lvlText w:val=""/>
+      <w:lvlJc w:val="left"/>
+      <w:pPr>
+        <w:ind w:left="6480" w:hanging="360"/>
+      </w:pPr>
+      <w:rPr>
+        <w:rFonts w:ascii="Wingdings" w:hAnsi="Wingdings" w:hint="default"/>
+      </w:rPr>
+    </w:lvl>
+  </w:abstractNum>
+  <w:num w:numId="1" w16cid:durableId="166097983">
+    <w:abstractNumId w:val="1"/>
+  </w:num>
+  <w:num w:numId="2" w16cid:durableId="2038726537">
+    <w:abstractNumId w:val="0"/>
+  </w:num>
+</w:numbering>
 </file>
 
 <file path=word/styles.xml><?xml version="1.0" encoding="utf-8"?>
@@ -1189,7 +1528,6 @@
   <w:style w:type="character" w:default="1" w:styleId="a0">
     <w:name w:val="Default Paragraph Font"/>
     <w:uiPriority w:val="1"/>
-    <w:semiHidden/>
     <w:unhideWhenUsed/>
   </w:style>
   <w:style w:type="table" w:default="1" w:styleId="a1">
